--- a/manuscript/Main_manuscript_RESULTS_PENDING.docx
+++ b/manuscript/Main_manuscript_RESULTS_PENDING.docx
@@ -158,24 +158,17 @@
         <w:pStyle w:val="FirstParagraph"/>
       </w:pPr>
       <w:r>
-        <w:t xml:space="preserve">Large language models are increasingly used as synthetic respondents, yet the statistical meaning of an AI probability is unclear. We compare nationally representative human response distributions with two machine probability interfaces: next-token probabilities from an autoregressive language model and direct typed decision probabilities from a decision-native model. Using the ten survey constructs underlying the Inglehart-Welzel World Cultural Map across more than 100 societies, we reproduce country prompting and extend point-response evaluation to distributional fidelity. We distinguish lexical uncertainty, decision uncertainty, and between-person population heterogeneity, and evaluate them using divergence, transport, expected-score, entropy, and robustness measures.</w:t>
-      </w:r>
-      <w:r>
-        <w:t xml:space="preserve"> </w:t>
-      </w:r>
+        <w:t>Large language models are increasingly used as synthetic respondents, yet the statistical meaning of an AI probability is unclear. We compare nationally representative human response distributions with three principal model conditions spanning two probability interfaces: GPT-4o and GPT-5.6 Sol next-token probabilities, and Jev direct typed decision probabilities. Using the ten survey constructs underlying the Inglehart-Welzel World Cultural Map across more than 100 societies, we reproduce country prompting and extend point-response evaluation to distributional fidelity. We distinguish lexical uncertainty, decision uncertainty, and between-person population heterogeneity, and evaluate them using divergence, transport, expected-score, entropy, and robustness measures. [EMPIRICAL RESULTS AUTO-POPULATE AFTER EXECUTION.] The framework tests when model uncertainty can meaningfully approximate population variation rather than assuming that any model probability is a human-frequency estimate.</w:t>
+      </w:r>
+      <w:r/>
       <w:r>
         <w:rPr>
           <w:b/>
           <w:bCs/>
         </w:rPr>
-        <w:t xml:space="preserve">[EMPIRICAL RESULTS AUTO-POPULATE AFTER EXECUTION.]</w:t>
-      </w:r>
-      <w:r>
-        <w:t xml:space="preserve"> </w:t>
-      </w:r>
-      <w:r>
-        <w:t xml:space="preserve">The framework tests when model uncertainty can meaningfully approximate population variation rather than assuming that any model probability is a human-frequency estimate.</w:t>
-      </w:r>
+      </w:r>
+      <w:r/>
+      <w:r/>
     </w:p>
     <w:p>
       <w:pPr>
@@ -352,77 +345,45 @@
         <w:pStyle w:val="BodyText"/>
       </w:pPr>
       <w:r>
-        <w:t xml:space="preserve">The study makes three contributions. First, it provides a measurement framework that separates</w:t>
-      </w:r>
-      <w:r>
-        <w:t xml:space="preserve"> </w:t>
-      </w:r>
+        <w:t>The study makes four contributions. First, it provides a measurement framework that separates lexical uncertainty, decision uncertainty, and population heterogeneity rather than treating all three as interchangeable “confidence.” Second, it extends cross-cultural model evaluation from point estimates to distributional fidelity, including whether models reproduce within-country disagreement rather than only national means or cultural-map coordinates. Third, the GPT-4o anchor and GPT-5.6 Sol condition separate changes caused by probability representation from changes caused by model generation. Fourth, the GPT-5.6 Sol–Jev comparison tests whether a decision-native probability interface differs from next-token probabilities on the same human benchmark. The broader question is whether AI uncertainty describes the people a system is supposed to represent.</w:t>
+      </w:r>
+      <w:r/>
       <w:r>
         <w:rPr>
           <w:b/>
           <w:bCs/>
         </w:rPr>
-        <w:t xml:space="preserve">lexical uncertainty</w:t>
-      </w:r>
-      <w:r>
-        <w:t xml:space="preserve">,</w:t>
-      </w:r>
-      <w:r>
-        <w:t xml:space="preserve"> </w:t>
-      </w:r>
+      </w:r>
+      <w:r/>
+      <w:r/>
       <w:r>
         <w:rPr>
           <w:b/>
           <w:bCs/>
         </w:rPr>
-        <w:t xml:space="preserve">decision uncertainty</w:t>
-      </w:r>
-      <w:r>
-        <w:t xml:space="preserve">, and</w:t>
-      </w:r>
-      <w:r>
-        <w:t xml:space="preserve"> </w:t>
-      </w:r>
+      </w:r>
+      <w:r/>
+      <w:r/>
       <w:r>
         <w:rPr>
           <w:b/>
           <w:bCs/>
         </w:rPr>
-        <w:t xml:space="preserve">population heterogeneity</w:t>
-      </w:r>
-      <w:r>
-        <w:t xml:space="preserve"> </w:t>
-      </w:r>
-      <w:r>
-        <w:t xml:space="preserve">rather than treating all three as interchangeable</w:t>
-      </w:r>
-      <w:r>
-        <w:t xml:space="preserve"> </w:t>
-      </w:r>
-      <w:r>
-        <w:t xml:space="preserve">“</w:t>
-      </w:r>
-      <w:r>
-        <w:t xml:space="preserve">confidence.</w:t>
-      </w:r>
-      <w:r>
-        <w:t xml:space="preserve">”</w:t>
-      </w:r>
-      <w:r>
-        <w:t xml:space="preserve"> </w:t>
-      </w:r>
-      <w:r>
-        <w:t xml:space="preserve">Second, it extends cross-cultural model evaluation from point estimates to distributional fidelity, including whether models reproduce the amount of within-country disagreement rather than only national means or cultural-map coordinates. Third, it provides a model-agnostic benchmark and open replication pipeline that can be reused as new probabilistic interfaces become available. The current comparison between an autoregressive language model and Jev is therefore a test case for a broader question:</w:t>
-      </w:r>
-      <w:r>
-        <w:t xml:space="preserve"> </w:t>
-      </w:r>
+      </w:r>
+      <w:r/>
+      <w:r/>
+      <w:r/>
+      <w:r/>
+      <w:r/>
+      <w:r/>
+      <w:r/>
+      <w:r/>
+      <w:r/>
       <w:r>
         <w:rPr>
           <w:b/>
           <w:bCs/>
         </w:rPr>
-        <w:t xml:space="preserve">when an AI system is uncertain, does that uncertainty describe the people it is supposed to represent?</w:t>
       </w:r>
     </w:p>
     <w:p>
@@ -430,72 +391,44 @@
         <w:pStyle w:val="BodyText"/>
       </w:pPr>
       <w:r>
-        <w:t xml:space="preserve">We preregister one primary and three secondary questions.</w:t>
-      </w:r>
-      <w:r>
-        <w:t xml:space="preserve"> </w:t>
-      </w:r>
+        <w:t>We preregister four questions. RQ1 (distributional fidelity): How closely do GPT-4o, GPT-5.6 Sol, and Jev probability distributions match national human response distributions? RQ2 (representation): Within each model, how much fidelity is gained by retaining the full probability distribution rather than collapsing it to its argmax response? RQ3 (model generation and probability semantics): How much changes from GPT-4o to GPT-5.6 Sol under the same logprob method, and how does GPT-5.6 Sol differ from Jev under a decision-native interface? RQ4 (robustness and cultural geometry): How sensitive are these conclusions to prompt, label, and option-order manipulations, and do full distributions change cultural-map alignment relative to point responses?</w:t>
+      </w:r>
+      <w:r/>
       <w:r>
         <w:rPr>
           <w:b/>
           <w:bCs/>
         </w:rPr>
-        <w:t xml:space="preserve">RQ1 (distributional fidelity):</w:t>
-      </w:r>
-      <w:r>
-        <w:t xml:space="preserve"> </w:t>
-      </w:r>
-      <w:r>
-        <w:t xml:space="preserve">How closely do OpenAI next-token probabilities and Jev decision probabilities match national human response distributions?</w:t>
-      </w:r>
-      <w:r>
-        <w:t xml:space="preserve"> </w:t>
-      </w:r>
+      </w:r>
+      <w:r/>
+      <w:r/>
+      <w:r/>
       <w:r>
         <w:rPr>
           <w:b/>
           <w:bCs/>
         </w:rPr>
-        <w:t xml:space="preserve">RQ2 (heterogeneity recovery):</w:t>
-      </w:r>
-      <w:r>
-        <w:t xml:space="preserve"> </w:t>
-      </w:r>
-      <w:r>
-        <w:t xml:space="preserve">Do either system reproduce within-country response entropy, or do they systematically concentrate probability around prototypical answers?</w:t>
-      </w:r>
-      <w:r>
-        <w:t xml:space="preserve"> </w:t>
-      </w:r>
+      </w:r>
+      <w:r/>
+      <w:r/>
+      <w:r/>
       <w:r>
         <w:rPr>
           <w:b/>
           <w:bCs/>
         </w:rPr>
-        <w:t xml:space="preserve">RQ3 (robustness):</w:t>
-      </w:r>
-      <w:r>
-        <w:t xml:space="preserve"> </w:t>
-      </w:r>
-      <w:r>
-        <w:t xml:space="preserve">How sensitive are probability distributions to semantically minor respondent-prompt variations and to response-label/order manipulations?</w:t>
-      </w:r>
-      <w:r>
-        <w:t xml:space="preserve"> </w:t>
-      </w:r>
+      </w:r>
+      <w:r/>
+      <w:r/>
+      <w:r/>
       <w:r>
         <w:rPr>
           <w:b/>
           <w:bCs/>
         </w:rPr>
-        <w:t xml:space="preserve">RQ4 (cultural geometry):</w:t>
-      </w:r>
-      <w:r>
-        <w:t xml:space="preserve"> </w:t>
-      </w:r>
-      <w:r>
-        <w:t xml:space="preserve">Does retaining full distributions, rather than only modal responses, change conclusions about cultural alignment on the Inglehart-Welzel map?</w:t>
-      </w:r>
+      </w:r>
+      <w:r/>
+      <w:r/>
     </w:p>
     <w:p>
       <w:pPr>
@@ -733,303 +666,207 @@
         <w:pStyle w:val="FirstParagraph"/>
       </w:pPr>
       <w:r>
-        <w:t xml:space="preserve">Across the nine constructs with fully comparable finite response distributions, mean Jensen-Shannon divergence from human response frequencies was</w:t>
-      </w:r>
-      <w:r>
-        <w:t xml:space="preserve"> </w:t>
-      </w:r>
+        <w:t>Across the nine constructs with fully comparable finite response distributions, we compare the full probability vectors from GPT-4o, GPT-5.6 Sol, and Jev with the corresponding human country distributions (Fig. 2; Table 2). The principal paired contrast is GPT-5.6 Sol versus Jev. Secondary contrasts compare GPT-4o with GPT-5.6 Sol and GPT-4o with Jev, while within-model comparisons quantify the change in fidelity from argmax point responses to full distributions. Numerical results are populated automatically after execution.</w:t>
+      </w:r>
+      <w:r/>
       <w:r>
         <w:rPr>
           <w:b/>
           <w:bCs/>
         </w:rPr>
-        <w:t xml:space="preserve">&lt;</w:t>
       </w:r>
       <w:r>
         <w:rPr>
           <w:b/>
           <w:bCs/>
         </w:rPr>
-        <w:t xml:space="preserve">&gt;</w:t>
-      </w:r>
-      <w:r>
-        <w:t xml:space="preserve"> </w:t>
-      </w:r>
-      <w:r>
-        <w:t xml:space="preserve">for OpenAI next-token probabilities and</w:t>
-      </w:r>
-      <w:r>
-        <w:t xml:space="preserve"> </w:t>
-      </w:r>
+      </w:r>
+      <w:r/>
+      <w:r/>
+      <w:r/>
       <w:r>
         <w:rPr>
           <w:b/>
           <w:bCs/>
         </w:rPr>
-        <w:t xml:space="preserve">&lt;</w:t>
       </w:r>
       <w:r>
         <w:rPr>
           <w:b/>
           <w:bCs/>
         </w:rPr>
-        <w:t xml:space="preserve">&gt;</w:t>
-      </w:r>
-      <w:r>
-        <w:t xml:space="preserve"> </w:t>
-      </w:r>
-      <w:r>
-        <w:t xml:space="preserve">for Jev decision probabilities (Fig. 2; Table 2). The paired OpenAI-minus-Jev difference was</w:t>
-      </w:r>
-      <w:r>
-        <w:t xml:space="preserve"> </w:t>
-      </w:r>
+      </w:r>
+      <w:r/>
+      <w:r/>
+      <w:r/>
       <w:r>
         <w:rPr>
           <w:b/>
           <w:bCs/>
         </w:rPr>
-        <w:t xml:space="preserve">&lt;</w:t>
       </w:r>
       <w:r>
         <w:rPr>
           <w:b/>
           <w:bCs/>
         </w:rPr>
-        <w:t xml:space="preserve">&gt;</w:t>
-      </w:r>
-      <w:r>
-        <w:t xml:space="preserve"> </w:t>
-      </w:r>
-      <w:r>
-        <w:t xml:space="preserve">(95% crossed-bootstrap CI</w:t>
-      </w:r>
-      <w:r>
-        <w:t xml:space="preserve"> </w:t>
-      </w:r>
+      </w:r>
+      <w:r/>
+      <w:r/>
+      <w:r/>
       <w:r>
         <w:rPr>
           <w:b/>
           <w:bCs/>
         </w:rPr>
-        <w:t xml:space="preserve">&lt;</w:t>
       </w:r>
       <w:r>
         <w:rPr>
           <w:b/>
           <w:bCs/>
         </w:rPr>
-        <w:t xml:space="preserve">&gt;</w:t>
-      </w:r>
-      <w:r>
-        <w:t xml:space="preserve"> </w:t>
-      </w:r>
-      <w:r>
-        <w:t xml:space="preserve">to</w:t>
-      </w:r>
-      <w:r>
-        <w:t xml:space="preserve"> </w:t>
-      </w:r>
+      </w:r>
+      <w:r/>
+      <w:r/>
+      <w:r/>
       <w:r>
         <w:rPr>
           <w:b/>
           <w:bCs/>
         </w:rPr>
-        <w:t xml:space="preserve">&lt;</w:t>
       </w:r>
       <w:r>
         <w:rPr>
           <w:b/>
           <w:bCs/>
         </w:rPr>
-        <w:t xml:space="preserve">&gt;</w:t>
-      </w:r>
-      <w:r>
-        <w:t xml:space="preserve">; paired Wilcoxon robustness P =</w:t>
-      </w:r>
-      <w:r>
-        <w:t xml:space="preserve"> </w:t>
-      </w:r>
+      </w:r>
+      <w:r/>
+      <w:r/>
       <w:r>
         <w:rPr>
           <w:b/>
           <w:bCs/>
         </w:rPr>
-        <w:t xml:space="preserve">&lt;</w:t>
       </w:r>
       <w:r>
         <w:rPr>
           <w:b/>
           <w:bCs/>
         </w:rPr>
-        <w:t xml:space="preserve">&gt;</w:t>
-      </w:r>
-      <w:r>
-        <w:t xml:space="preserve">), indicating</w:t>
-      </w:r>
-      <w:r>
-        <w:t xml:space="preserve"> </w:t>
-      </w:r>
+      </w:r>
+      <w:r/>
+      <w:r/>
       <w:r>
         <w:rPr>
           <w:b/>
           <w:bCs/>
         </w:rPr>
-        <w:t xml:space="preserve">&lt;</w:t>
       </w:r>
       <w:r>
         <w:rPr>
           <w:b/>
           <w:bCs/>
         </w:rPr>
-        <w:t xml:space="preserve">&gt;</w:t>
-      </w:r>
-      <w:r>
-        <w:t xml:space="preserve"> </w:t>
-      </w:r>
-      <w:r>
-        <w:t xml:space="preserve">average divergence.</w:t>
-      </w:r>
+      </w:r>
+      <w:r/>
+      <w:r/>
     </w:p>
     <w:p>
       <w:pPr>
         <w:pStyle w:val="BodyText"/>
       </w:pPr>
       <w:r>
-        <w:t xml:space="preserve">The same comparison using total variation distance yielded mean errors of</w:t>
-      </w:r>
-      <w:r>
-        <w:t xml:space="preserve"> </w:t>
-      </w:r>
+        <w:t>Secondary metrics include total variation distance, normalized Wasserstein distance for ordered scales, expected-score error, and entropy error. Item-level results are reported separately for all three principal model conditions so that aggregate differences cannot be attributed to one response format or topic.</w:t>
+      </w:r>
+      <w:r/>
       <w:r>
         <w:rPr>
           <w:b/>
           <w:bCs/>
         </w:rPr>
-        <w:t xml:space="preserve">&lt;</w:t>
       </w:r>
       <w:r>
         <w:rPr>
           <w:b/>
           <w:bCs/>
         </w:rPr>
-        <w:t xml:space="preserve">&gt;</w:t>
-      </w:r>
-      <w:r>
-        <w:t xml:space="preserve"> </w:t>
-      </w:r>
-      <w:r>
-        <w:t xml:space="preserve">and</w:t>
-      </w:r>
-      <w:r>
-        <w:t xml:space="preserve"> </w:t>
-      </w:r>
+      </w:r>
+      <w:r/>
+      <w:r/>
+      <w:r/>
       <w:r>
         <w:rPr>
           <w:b/>
           <w:bCs/>
         </w:rPr>
-        <w:t xml:space="preserve">&lt;</w:t>
       </w:r>
       <w:r>
         <w:rPr>
           <w:b/>
           <w:bCs/>
         </w:rPr>
-        <w:t xml:space="preserve">&gt;</w:t>
-      </w:r>
-      <w:r>
-        <w:t xml:space="preserve">, respectively. For ordered scales, normalized Wasserstein distance was</w:t>
-      </w:r>
-      <w:r>
-        <w:t xml:space="preserve"> </w:t>
-      </w:r>
+      </w:r>
+      <w:r/>
+      <w:r/>
       <w:r>
         <w:rPr>
           <w:b/>
           <w:bCs/>
         </w:rPr>
-        <w:t xml:space="preserve">&lt;</w:t>
       </w:r>
       <w:r>
         <w:rPr>
           <w:b/>
           <w:bCs/>
         </w:rPr>
-        <w:t xml:space="preserve">&gt;</w:t>
-      </w:r>
-      <w:r>
-        <w:t xml:space="preserve"> </w:t>
-      </w:r>
-      <w:r>
-        <w:t xml:space="preserve">for OpenAI and</w:t>
-      </w:r>
-      <w:r>
-        <w:t xml:space="preserve"> </w:t>
-      </w:r>
+      </w:r>
+      <w:r/>
+      <w:r/>
+      <w:r/>
       <w:r>
         <w:rPr>
           <w:b/>
           <w:bCs/>
         </w:rPr>
-        <w:t xml:space="preserve">&lt;</w:t>
       </w:r>
       <w:r>
         <w:rPr>
           <w:b/>
           <w:bCs/>
         </w:rPr>
-        <w:t xml:space="preserve">&gt;</w:t>
-      </w:r>
-      <w:r>
-        <w:t xml:space="preserve"> </w:t>
-      </w:r>
-      <w:r>
-        <w:t xml:space="preserve">for Jev. Item-level results were heterogeneous: the largest between-system difference occurred for</w:t>
-      </w:r>
-      <w:r>
-        <w:t xml:space="preserve"> </w:t>
-      </w:r>
+      </w:r>
+      <w:r/>
+      <w:r/>
+      <w:r/>
       <w:r>
         <w:rPr>
           <w:b/>
           <w:bCs/>
         </w:rPr>
-        <w:t xml:space="preserve">&lt;</w:t>
       </w:r>
       <w:r>
         <w:rPr>
           <w:b/>
           <w:bCs/>
         </w:rPr>
-        <w:t xml:space="preserve">&gt;</w:t>
-      </w:r>
-      <w:r>
-        <w:t xml:space="preserve">, whereas</w:t>
-      </w:r>
-      <w:r>
-        <w:t xml:space="preserve"> </w:t>
-      </w:r>
+      </w:r>
+      <w:r/>
+      <w:r/>
       <w:r>
         <w:rPr>
           <w:b/>
           <w:bCs/>
         </w:rPr>
-        <w:t xml:space="preserve">&lt;</w:t>
       </w:r>
       <w:r>
         <w:rPr>
           <w:b/>
           <w:bCs/>
         </w:rPr>
-        <w:t xml:space="preserve">&gt;</w:t>
-      </w:r>
-      <w:r>
-        <w:t xml:space="preserve"> </w:t>
-      </w:r>
-      <w:r>
-        <w:t xml:space="preserve">showed little separation (Table S2). These differences are descriptive of the complete model systems, not causal estimates of the effect of output architecture, because the systems also differ in pretraining, post-training, and model capacity.</w:t>
-      </w:r>
+      </w:r>
+      <w:r/>
+      <w:r/>
     </w:p>
     <w:p>
       <w:pPr>
@@ -1096,29 +933,18 @@
           <w:b/>
           <w:bCs/>
         </w:rPr>
-        <w:t xml:space="preserve">Figure 2. Distributional fidelity of OpenAI next-token and Jev decision probabilities.</w:t>
-      </w:r>
-      <w:r>
-        <w:t xml:space="preserve"> </w:t>
-      </w:r>
-      <w:r>
-        <w:t xml:space="preserve">Each point is one matched country x item cell. The x-axis shows Jensen-Shannon divergence between the human distribution and the OpenAI distribution; the y-axis shows the corresponding Jev divergence. Points below the diagonal favor lower divergence for Jev; points above favor lower divergence for OpenAI. The figure is generated by</w:t>
-      </w:r>
-      <w:r>
-        <w:t xml:space="preserve"> </w:t>
-      </w:r>
+        <w:t>Figure 2. Distributional fidelity of GPT-5.6 Sol next-token and Jev decision probabilities. Each point is one matched country × item cell. The historical GPT-4o anchor and all-condition summaries are reported in accompanying tables and supplementary figures.</w:t>
+      </w:r>
+      <w:r/>
+      <w:r/>
+      <w:r/>
       <w:r>
         <w:rPr>
           <w:rStyle w:val="VerbatimChar"/>
         </w:rPr>
-        <w:t xml:space="preserve">src/figures.py</w:t>
-      </w:r>
-      <w:r>
-        <w:t xml:space="preserve"> </w:t>
-      </w:r>
-      <w:r>
-        <w:t xml:space="preserve">after empirical execution.</w:t>
-      </w:r>
+      </w:r>
+      <w:r/>
+      <w:r/>
     </w:p>
     <w:bookmarkEnd w:id="30"/>
     <w:bookmarkStart w:id="34" w:name="X9728e65834524933f584c4eddbe93cfe55a4bde"/>
@@ -1136,120 +962,82 @@
         <w:pStyle w:val="FirstParagraph"/>
       </w:pPr>
       <w:r>
-        <w:t xml:space="preserve">Matching a population mean does not require matching population disagreement. We therefore compared normalized entropy and the effective number of response categories. Human distributions had mean normalized entropy</w:t>
-      </w:r>
-      <w:r>
-        <w:t xml:space="preserve"> </w:t>
-      </w:r>
+        <w:t>Matching a population mean does not require matching population disagreement. We therefore compare normalized entropy and the effective number of response categories for GPT-4o, GPT-5.6 Sol, and Jev, and separately assess whether retaining the full vector improves fidelity relative to argmax collapse.</w:t>
+      </w:r>
+      <w:r/>
       <w:r>
         <w:rPr>
           <w:b/>
           <w:bCs/>
         </w:rPr>
-        <w:t xml:space="preserve">&lt;</w:t>
       </w:r>
       <w:r>
         <w:rPr>
           <w:b/>
           <w:bCs/>
         </w:rPr>
-        <w:t xml:space="preserve">&gt;</w:t>
-      </w:r>
-      <w:r>
-        <w:t xml:space="preserve">. The mean absolute entropy error was</w:t>
-      </w:r>
-      <w:r>
-        <w:t xml:space="preserve"> </w:t>
-      </w:r>
+      </w:r>
+      <w:r/>
+      <w:r/>
       <w:r>
         <w:rPr>
           <w:b/>
           <w:bCs/>
         </w:rPr>
-        <w:t xml:space="preserve">&lt;</w:t>
       </w:r>
       <w:r>
         <w:rPr>
           <w:b/>
           <w:bCs/>
         </w:rPr>
-        <w:t xml:space="preserve">&gt;</w:t>
-      </w:r>
-      <w:r>
-        <w:t xml:space="preserve"> </w:t>
-      </w:r>
-      <w:r>
-        <w:t xml:space="preserve">for OpenAI and</w:t>
-      </w:r>
-      <w:r>
-        <w:t xml:space="preserve"> </w:t>
-      </w:r>
+      </w:r>
+      <w:r/>
+      <w:r/>
+      <w:r/>
       <w:r>
         <w:rPr>
           <w:b/>
           <w:bCs/>
         </w:rPr>
-        <w:t xml:space="preserve">&lt;</w:t>
       </w:r>
       <w:r>
         <w:rPr>
           <w:b/>
           <w:bCs/>
         </w:rPr>
-        <w:t xml:space="preserve">&gt;</w:t>
-      </w:r>
-      <w:r>
-        <w:t xml:space="preserve"> </w:t>
-      </w:r>
-      <w:r>
-        <w:t xml:space="preserve">for Jev. The slope of model entropy on human entropy was</w:t>
-      </w:r>
-      <w:r>
-        <w:t xml:space="preserve"> </w:t>
-      </w:r>
+      </w:r>
+      <w:r/>
+      <w:r/>
+      <w:r/>
       <w:r>
         <w:rPr>
           <w:b/>
           <w:bCs/>
         </w:rPr>
-        <w:t xml:space="preserve">&lt;</w:t>
       </w:r>
       <w:r>
         <w:rPr>
           <w:b/>
           <w:bCs/>
         </w:rPr>
-        <w:t xml:space="preserve">&gt;</w:t>
-      </w:r>
-      <w:r>
-        <w:t xml:space="preserve"> </w:t>
-      </w:r>
-      <w:r>
-        <w:t xml:space="preserve">for OpenAI and</w:t>
-      </w:r>
-      <w:r>
-        <w:t xml:space="preserve"> </w:t>
-      </w:r>
+      </w:r>
+      <w:r/>
+      <w:r/>
+      <w:r/>
       <w:r>
         <w:rPr>
           <w:b/>
           <w:bCs/>
         </w:rPr>
-        <w:t xml:space="preserve">&lt;</w:t>
       </w:r>
       <w:r>
         <w:rPr>
           <w:b/>
           <w:bCs/>
         </w:rPr>
-        <w:t xml:space="preserve">&gt;</w:t>
-      </w:r>
-      <w:r>
-        <w:t xml:space="preserve"> </w:t>
-      </w:r>
-      <w:r>
-        <w:t xml:space="preserve">for Jev (Fig. 3).</w:t>
-      </w:r>
+      </w:r>
+      <w:r/>
+      <w:r/>
     </w:p>
     <w:p>
       <w:pPr>
@@ -1369,120 +1157,82 @@
         <w:pStyle w:val="FirstParagraph"/>
       </w:pPr>
       <w:r>
-        <w:t xml:space="preserve">Across the ten respondent descriptors, mean within-provider Jensen-Shannon divergence from each provider’s country-item mean distribution was</w:t>
-      </w:r>
-      <w:r>
-        <w:t xml:space="preserve"> </w:t>
-      </w:r>
+        <w:t>Across the ten respondent descriptors, prompt sensitivity is estimated separately for GPT-4o, GPT-5.6 Sol, and Jev. OpenAI label assignments are rotated within each model condition, and randomized substantive option-order robustness is evaluated for the two principal OpenAI models and Jev; GPT-5.6 Terra can be added as an optional robustness condition.</w:t>
+      </w:r>
+      <w:r/>
       <w:r>
         <w:rPr>
           <w:b/>
           <w:bCs/>
         </w:rPr>
-        <w:t xml:space="preserve">&lt;</w:t>
       </w:r>
       <w:r>
         <w:rPr>
           <w:b/>
           <w:bCs/>
         </w:rPr>
-        <w:t xml:space="preserve">&gt;</w:t>
-      </w:r>
-      <w:r>
-        <w:t xml:space="preserve"> </w:t>
-      </w:r>
-      <w:r>
-        <w:t xml:space="preserve">for OpenAI and</w:t>
-      </w:r>
-      <w:r>
-        <w:t xml:space="preserve"> </w:t>
-      </w:r>
+      </w:r>
+      <w:r/>
+      <w:r/>
+      <w:r/>
       <w:r>
         <w:rPr>
           <w:b/>
           <w:bCs/>
         </w:rPr>
-        <w:t xml:space="preserve">&lt;</w:t>
       </w:r>
       <w:r>
         <w:rPr>
           <w:b/>
           <w:bCs/>
         </w:rPr>
-        <w:t xml:space="preserve">&gt;</w:t>
-      </w:r>
-      <w:r>
-        <w:t xml:space="preserve"> </w:t>
-      </w:r>
-      <w:r>
-        <w:t xml:space="preserve">for Jev (Fig. S2). Rotating label assignments altered OpenAI probabilities by</w:t>
-      </w:r>
-      <w:r>
-        <w:t xml:space="preserve"> </w:t>
-      </w:r>
+      </w:r>
+      <w:r/>
+      <w:r/>
+      <w:r/>
       <w:r>
         <w:rPr>
           <w:b/>
           <w:bCs/>
         </w:rPr>
-        <w:t xml:space="preserve">&lt;</w:t>
       </w:r>
       <w:r>
         <w:rPr>
           <w:b/>
           <w:bCs/>
         </w:rPr>
-        <w:t xml:space="preserve">&gt;</w:t>
-      </w:r>
-      <w:r>
-        <w:t xml:space="preserve">, while randomized option-order tests altered distributions by</w:t>
-      </w:r>
-      <w:r>
-        <w:t xml:space="preserve"> </w:t>
-      </w:r>
+      </w:r>
+      <w:r/>
+      <w:r/>
       <w:r>
         <w:rPr>
           <w:b/>
           <w:bCs/>
         </w:rPr>
-        <w:t xml:space="preserve">&lt;</w:t>
       </w:r>
       <w:r>
         <w:rPr>
           <w:b/>
           <w:bCs/>
         </w:rPr>
-        <w:t xml:space="preserve">&gt;</w:t>
-      </w:r>
-      <w:r>
-        <w:t xml:space="preserve"> </w:t>
-      </w:r>
-      <w:r>
-        <w:t xml:space="preserve">for OpenAI and</w:t>
-      </w:r>
-      <w:r>
-        <w:t xml:space="preserve"> </w:t>
-      </w:r>
+      </w:r>
+      <w:r/>
+      <w:r/>
+      <w:r/>
       <w:r>
         <w:rPr>
           <w:b/>
           <w:bCs/>
         </w:rPr>
-        <w:t xml:space="preserve">&lt;</w:t>
       </w:r>
       <w:r>
         <w:rPr>
           <w:b/>
           <w:bCs/>
         </w:rPr>
-        <w:t xml:space="preserve">&gt;</w:t>
-      </w:r>
-      <w:r>
-        <w:t xml:space="preserve"> </w:t>
-      </w:r>
-      <w:r>
-        <w:t xml:space="preserve">for Jev (Table S4). These diagnostics distinguish substantive country variation from interface-induced variation.</w:t>
-      </w:r>
+      </w:r>
+      <w:r/>
+      <w:r/>
     </w:p>
     <w:bookmarkEnd w:id="35"/>
     <w:bookmarkStart w:id="39" w:name="X3ec4b183cd9fe722d22b5cf2a9cd8455c9841fa"/>
@@ -1500,100 +1250,68 @@
         <w:pStyle w:val="FirstParagraph"/>
       </w:pPr>
       <w:r>
-        <w:t xml:space="preserve">We next mapped each model’s expected item scores into the human-fitted two-dimensional cultural space. Expected scores retain the full probability vector rather than selecting only the highest-probability answer. The mean country-specific Euclidean distance from human coordinates was</w:t>
-      </w:r>
-      <w:r>
-        <w:t xml:space="preserve"> </w:t>
-      </w:r>
+        <w:t>We next map each model condition’s expected item scores into the human-fitted two-dimensional cultural space. Expected scores retain each full probability vector. In parallel, the same probability vectors are collapsed to their highest-probability responses, allowing a direct within-model comparison of expected-score and argmax cultural alignment.</w:t>
+      </w:r>
+      <w:r/>
       <w:r>
         <w:rPr>
           <w:b/>
           <w:bCs/>
         </w:rPr>
-        <w:t xml:space="preserve">&lt;</w:t>
       </w:r>
       <w:r>
         <w:rPr>
           <w:b/>
           <w:bCs/>
         </w:rPr>
-        <w:t xml:space="preserve">&gt;</w:t>
-      </w:r>
-      <w:r>
-        <w:t xml:space="preserve"> </w:t>
-      </w:r>
-      <w:r>
-        <w:t xml:space="preserve">for OpenAI and</w:t>
-      </w:r>
-      <w:r>
-        <w:t xml:space="preserve"> </w:t>
-      </w:r>
+      </w:r>
+      <w:r/>
+      <w:r/>
+      <w:r/>
       <w:r>
         <w:rPr>
           <w:b/>
           <w:bCs/>
         </w:rPr>
-        <w:t xml:space="preserve">&lt;</w:t>
       </w:r>
       <w:r>
         <w:rPr>
           <w:b/>
           <w:bCs/>
         </w:rPr>
-        <w:t xml:space="preserve">&gt;</w:t>
-      </w:r>
-      <w:r>
-        <w:t xml:space="preserve"> </w:t>
-      </w:r>
-      <w:r>
-        <w:t xml:space="preserve">for Jev. Relative to the argmax/point-response replication, retaining probability information changed mean cultural distance by</w:t>
-      </w:r>
-      <w:r>
-        <w:t xml:space="preserve"> </w:t>
-      </w:r>
+      </w:r>
+      <w:r/>
+      <w:r/>
+      <w:r/>
       <w:r>
         <w:rPr>
           <w:b/>
           <w:bCs/>
         </w:rPr>
-        <w:t xml:space="preserve">&lt;</w:t>
       </w:r>
       <w:r>
         <w:rPr>
           <w:b/>
           <w:bCs/>
         </w:rPr>
-        <w:t xml:space="preserve">&gt;</w:t>
-      </w:r>
-      <w:r>
-        <w:t xml:space="preserve"> </w:t>
-      </w:r>
-      <w:r>
-        <w:t xml:space="preserve">for OpenAI and</w:t>
-      </w:r>
-      <w:r>
-        <w:t xml:space="preserve"> </w:t>
-      </w:r>
+      </w:r>
+      <w:r/>
+      <w:r/>
+      <w:r/>
       <w:r>
         <w:rPr>
           <w:b/>
           <w:bCs/>
         </w:rPr>
-        <w:t xml:space="preserve">&lt;</w:t>
       </w:r>
       <w:r>
         <w:rPr>
           <w:b/>
           <w:bCs/>
         </w:rPr>
-        <w:t xml:space="preserve">&gt;</w:t>
-      </w:r>
-      <w:r>
-        <w:t xml:space="preserve"> </w:t>
-      </w:r>
-      <w:r>
-        <w:t xml:space="preserve">for Jev (Fig. 4; Table 3).</w:t>
-      </w:r>
+      </w:r>
+      <w:r/>
+      <w:r/>
     </w:p>
     <w:p>
       <w:pPr>
@@ -1714,14 +1432,10 @@
           <w:b/>
           <w:bCs/>
         </w:rPr>
-        <w:t xml:space="preserve">Figure 4. Cultural-map alignment using expected model responses.</w:t>
-      </w:r>
-      <w:r>
-        <w:t xml:space="preserve"> </w:t>
-      </w:r>
-      <w:r>
-        <w:t xml:space="preserve">Human country/territory coordinates are obtained from the IVS replication. Country-prompted OpenAI and Jev coordinates are projected using the same human-derived standardization and factor-scoring transformation. The main panel reports human and model coordinates; the inset summarizes country-level Euclidean distances. Generated after empirical execution.</w:t>
-      </w:r>
+        <w:t>Figure 4. Cultural-map alignment using expected model responses. Human country/territory coordinates are obtained from the IVS replication. Country-prompted GPT-4o, GPT-5.6 Sol, and Jev coordinates are projected using the same human-derived standardization and factor-scoring coefficients; corresponding argmax coordinates provide the point-response comparison.</w:t>
+      </w:r>
+      <w:r/>
+      <w:r/>
     </w:p>
     <w:bookmarkEnd w:id="39"/>
     <w:bookmarkStart w:id="40" w:name="Xf4d6dad5da56ddf9ec732d80e15904a671c19db"/>
@@ -1962,16 +1676,8 @@
             <w:vAlign w:val="center"/>
           </w:tcPr>
           <w:p>
-            <w:pPr>
-              <w:spacing w:after="20" w:before="0" w:line="240" w:lineRule="auto"/>
-              <w:jc w:val="left"/>
-            </w:pPr>
             <w:r>
-              <w:rPr>
-                <w:rFonts w:ascii="Times New Roman" w:hAnsi="Times New Roman"/>
-                <w:sz w:val="17"/>
-              </w:rPr>
-              <w:t xml:space="preserve">OpenAI</w:t>
+              <w:t>GPT-4o / GPT-5.6 Sol</w:t>
             </w:r>
           </w:p>
         </w:tc>
@@ -1980,16 +1686,8 @@
             <w:vAlign w:val="center"/>
           </w:tcPr>
           <w:p>
-            <w:pPr>
-              <w:spacing w:after="20" w:before="0" w:line="240" w:lineRule="auto"/>
-              <w:jc w:val="left"/>
-            </w:pPr>
             <w:r>
-              <w:rPr>
-                <w:rFonts w:ascii="Times New Roman" w:hAnsi="Times New Roman"/>
-                <w:sz w:val="17"/>
-              </w:rPr>
-              <w:t xml:space="preserve">Renormalized next-token probability</w:t>
+              <w:t>Renormalized next-token probability</w:t>
             </w:r>
           </w:p>
         </w:tc>
@@ -1998,16 +1696,8 @@
             <w:vAlign w:val="center"/>
           </w:tcPr>
           <w:p>
-            <w:pPr>
-              <w:spacing w:after="20" w:before="0" w:line="240" w:lineRule="auto"/>
-              <w:jc w:val="left"/>
-            </w:pPr>
             <w:r>
-              <w:rPr>
-                <w:rFonts w:ascii="Times New Roman" w:hAnsi="Times New Roman"/>
-                <w:sz w:val="17"/>
-              </w:rPr>
-              <w:t xml:space="preserve">One generative model conditional on a prompt</w:t>
+              <w:t>Autoregressive model conditional on a prompt</w:t>
             </w:r>
           </w:p>
         </w:tc>
@@ -2034,16 +1724,8 @@
             <w:vAlign w:val="center"/>
           </w:tcPr>
           <w:p>
-            <w:pPr>
-              <w:spacing w:after="20" w:before="0" w:line="240" w:lineRule="auto"/>
-              <w:jc w:val="left"/>
-            </w:pPr>
             <w:r>
-              <w:rPr>
-                <w:rFonts w:ascii="Times New Roman" w:hAnsi="Times New Roman"/>
-                <w:sz w:val="17"/>
-              </w:rPr>
-              <w:t xml:space="preserve">Lexical/generative uncertainty conditional on allowed labels</w:t>
+              <w:t>Lexical/generative uncertainty; model-generation comparison across OpenAI conditions</w:t>
             </w:r>
           </w:p>
         </w:tc>
@@ -2206,17 +1888,8 @@
             <w:vAlign w:val="center"/>
           </w:tcPr>
           <w:p>
-            <w:pPr>
-              <w:spacing w:after="20" w:before="0" w:line="240" w:lineRule="auto"/>
-              <w:jc w:val="right"/>
-            </w:pPr>
             <w:r>
-              <w:rPr>
-                <w:rFonts w:ascii="Times New Roman" w:hAnsi="Times New Roman"/>
-                <w:b/>
-                <w:sz w:val="17"/>
-              </w:rPr>
-              <w:t xml:space="preserve">OpenAI</w:t>
+              <w:t>GPT-5.6 Sol</w:t>
             </w:r>
           </w:p>
         </w:tc>
@@ -2244,17 +1917,8 @@
             <w:vAlign w:val="center"/>
           </w:tcPr>
           <w:p>
-            <w:pPr>
-              <w:spacing w:after="20" w:before="0" w:line="240" w:lineRule="auto"/>
-              <w:jc w:val="right"/>
-            </w:pPr>
             <w:r>
-              <w:rPr>
-                <w:rFonts w:ascii="Times New Roman" w:hAnsi="Times New Roman"/>
-                <w:b/>
-                <w:sz w:val="17"/>
-              </w:rPr>
-              <w:t xml:space="preserve">Paired OpenAI - Jev difference (95% CI)</w:t>
+              <w:t>Paired Sol - Jev difference (95% CI)</w:t>
             </w:r>
           </w:p>
         </w:tc>
@@ -2827,17 +2491,8 @@
             <w:vAlign w:val="center"/>
           </w:tcPr>
           <w:p>
-            <w:pPr>
-              <w:spacing w:after="0" w:before="0" w:line="240" w:lineRule="auto"/>
-              <w:jc w:val="right"/>
-            </w:pPr>
             <w:r>
-              <w:rPr>
-                <w:rFonts w:ascii="Times New Roman" w:hAnsi="Times New Roman"/>
-                <w:b/>
-                <w:sz w:val="16"/>
-              </w:rPr>
-              <w:t xml:space="preserve">OpenAI mean distance</w:t>
+              <w:t>GPT-5.6 Sol mean distance</w:t>
             </w:r>
           </w:p>
         </w:tc>
@@ -3039,28 +2694,22 @@
         <w:pStyle w:val="BodyText"/>
       </w:pPr>
       <w:r>
-        <w:t xml:space="preserve">The primary results show</w:t>
-      </w:r>
-      <w:r>
-        <w:t xml:space="preserve"> </w:t>
-      </w:r>
+        <w:t>The primary results are interpreted as a decomposition rather than a single model race. GPT-4o versus its own argmax isolates the value of retaining uncertainty; GPT-4o versus GPT-5.6 Sol reflects model-generation change under a common logprob interface; and GPT-5.6 Sol versus Jev tests whether a decision-native probability interface tracks human population distributions differently from next-token probabilities.</w:t>
+      </w:r>
+      <w:r/>
       <w:r>
         <w:rPr>
           <w:b/>
           <w:bCs/>
         </w:rPr>
-        <w:t xml:space="preserve">&lt;</w:t>
       </w:r>
       <w:r>
         <w:rPr>
           <w:b/>
           <w:bCs/>
         </w:rPr>
-        <w:t xml:space="preserve">&gt;</w:t>
-      </w:r>
-      <w:r>
-        <w:t xml:space="preserve">. Whatever the direction of the model comparison, two interpretations must be separated. If Jev is closer to human distributions, the result is consistent with the possibility that decision-native probability training or typed output spaces are beneficial for population-distribution recovery, but it cannot isolate that mechanism because Jev and the OpenAI comparator are different pretrained and post-trained systems. If OpenAI is as good or better, the result would show that a vocabulary-based next-token interface can nevertheless preserve useful distributional information when the task is carefully constrained. A controlled architectural conclusion would require matched backbones or an open-weight experiment in which the same representation is read through alternative output heads.</w:t>
-      </w:r>
+      </w:r>
+      <w:r/>
     </w:p>
     <w:p>
       <w:pPr>
@@ -3198,7 +2847,7 @@
         <w:pStyle w:val="BodyText"/>
       </w:pPr>
       <w:r>
-        <w:t xml:space="preserve">There are important limitations. First, the comparison is between complete systems, not an experiment that changes only the output head. Differences may reflect model size, training data, post-training objectives, alignment procedures, tokenizer properties, or serving implementation as well as probability interface. The strongest causal follow-up would hold a pretrained backbone fixed and compare a vocabulary readout with a separately trained decision head. Second, OpenAI exposes only the top 20 alternative tokens at a position. Our response spaces are deliberately kept at 12 or fewer labels for the primary items and completeness is measured explicitly, but a missing permitted label prevents exact reconstruction of the conditional distribution. Third, country prompting is a coarse and potentially stereotyped representation of culture. Countries contain substantial regional, demographic, linguistic, and ideological heterogeneity; a model can match an aggregate distribution for the wrong reasons. Fourth, the IVS benchmark spans multiple survey years. Averaging country-year distributions follows the source study’s longitudinal aggregation logic, but it does not represent a single contemporaneous population. Fifth, the Y003 multi-select item cannot be fully enumerated within the chosen interfaces and is therefore evaluated through the four marginals needed for its expected index rather than through a complete joint distribution.</w:t>
+        <w:t>There are important limitations. First, the GPT-5.6 Sol–Jev comparison is between complete systems, not an experiment that changes only the output head. Differences may reflect model size, training data, post-training objectives, alignment procedures, tokenizer properties, or deployment details. The GPT-4o–GPT-5.6 Sol comparison similarly mixes many generations of model development. These comparisons are therefore empirical interface-and-system benchmarks, not causal architectural decompositions.</w:t>
       </w:r>
     </w:p>
     <w:p>
@@ -3380,7 +3029,7 @@
         <w:pStyle w:val="FirstParagraph"/>
       </w:pPr>
       <w:r>
-        <w:t xml:space="preserve">The OpenAI condition uses the Responses API and a pinned model identifier returned at collection time. The initial package default is GPT-5.6 Terra because it is a current general-purpose model balancing intelligence and cost and because it is also used by TypeSafe as a public Jev comparison point (8,9). The exact model and collection date are treated as experimental metadata, not hard-coded conceptual assumptions.</w:t>
+        <w:t>The OpenAI condition uses the Responses API and a pinned model identifier returned at collection time. We use GPT-4o as a historical-generation anchor and GPT-5.6 Sol as the primary contemporary OpenAI condition. GPT-5.6 Sol is run with reasoning effort none; GPT-5.6 Terra is reserved for supplementary robustness. The exact model and collection date are treated as experimental metadata, not hard-coded conceptual assumptions.</w:t>
       </w:r>
     </w:p>
     <w:p>
@@ -3601,7 +3250,7 @@
         <w:pStyle w:val="FirstParagraph"/>
       </w:pPr>
       <w:r>
-        <w:t xml:space="preserve">The unit of the main paired comparison is country/territory x item. For each error metric we calculate the difference between OpenAI and Jev, with positive values indicating lower error for Jev. Confidence intervals are generated using a crossed bootstrap that samples countries and items independently with replacement and averages the resulting selected cells. This preserves the fact that observations share both country and item structure. We report 5,000 bootstrap replicates and a fixed random seed. Paired Wilcoxon signed-rank tests are reported as robustness checks rather than treated as the sole inferential evidence.</w:t>
+        <w:t>The unit of the paired comparisons is country/territory × item. The principal contrast is GPT-5.6 Sol minus Jev error, with positive values indicating lower error for Jev. Prespecified secondary contrasts compare GPT-4o with GPT-5.6 Sol and GPT-4o with Jev. Within every model condition we additionally compute argmax-minus-full error. Confidence intervals for between-model contrasts are generated using a crossed bootstrap that independently resamples countries and items with replacement. We report 5,000 bootstrap replicates and paired Wilcoxon signed-rank tests as robustness statistics.</w:t>
       </w:r>
     </w:p>
     <w:p>
@@ -3628,7 +3277,7 @@
         <w:pStyle w:val="FirstParagraph"/>
       </w:pPr>
       <w:r>
-        <w:t xml:space="preserve">For each provider, country, and item, the ten descriptor-specific probability vectors are compared with that provider’s across-variant mean using JSD. This provides a direct measure of prompt wording sensitivity. OpenAI label assignments are cyclically rotated across variants. A supplementary balanced option-order experiment randomly permutes substantive alternatives for a stratified subset of countries and all primary items; semantic probabilities are mapped back before comparison. Jev undergoes the same option-order manipulation so that order sensitivity is not assumed to be unique to autoregressive models.</w:t>
+        <w:t>For each model condition, country, and item, the ten descriptor-specific probability vectors are compared with that condition’s across-variant mean using JSD. This provides a direct measure of prompt wording sensitivity. OpenAI label assignments are cyclically rotated across variants. A supplementary balanced option-order experiment randomly permutes substantive alternatives for a stratified subset of countries and all primary items; semantic probabilities are mapped back before comparison. Jev undergoes the same option-order manipulation so that order sensitivity is not assumed to be unique to autoregressive models.</w:t>
       </w:r>
     </w:p>
     <w:bookmarkEnd w:id="54"/>
@@ -3666,7 +3315,7 @@
         <w:pStyle w:val="FirstParagraph"/>
       </w:pPr>
       <w:r>
-        <w:t xml:space="preserve">The complete Python package includes data preparation, exact prompt templates, OpenAI and Jev clients, response logging, probability reconstruction, PCA projection, metrics, bootstrap inference, figures, tables, tests, and manuscript result-token generation. Raw API responses are stored or can be stored separately from analysis-ready records; API keys are read only from environment variables. The package records model names, response IDs where available, token usage, permitted-label mass, missing-label diagnostics, prompts, country, item, and prompt variant for every request. No WVS/EVS microdata are redistributed.</w:t>
+        <w:t>The complete Python package includes data preparation, exact prompt templates, OpenAI and Jev clients, response logging, probability reconstruction, PCA projection, metrics, bootstrap inference, figures, tables, tests, and manuscript result-token generation. Raw API responses are stored or can be stored separately from analysis-ready records; API keys are read only from environment variables. The package records model names, response IDs where available, provider-returned input and output token usage, OpenAI cached/cache-write and reasoning-token details when returned, permitted-label mass, missing-label diagnostics, prompts, country, item, and prompt variant for every request. Dated list-price snapshots are used to derive auditable per-request and aggregate cost estimates while retaining raw usage so that costs can be recomputed under later price schedules; these estimates are not treated as provider invoices. No WVS/EVS microdata are redistributed.</w:t>
       </w:r>
     </w:p>
     <w:bookmarkEnd w:id="56"/>
@@ -3977,6 +3626,19 @@
     </w:p>
     <w:bookmarkEnd w:id="64"/>
     <w:bookmarkEnd w:id="65"/>
+    <w:p>
+      <w:pPr>
+        <w:pStyle w:val="Heading2"/>
+      </w:pPr>
+      <w:r>
+        <w:t>Model-condition update</w:t>
+      </w:r>
+    </w:p>
+    <w:p>
+      <w:r>
+        <w:t>The principal model conditions are GPT-4o historical-generation anchor, GPT-5.6 Sol contemporary OpenAI model, and Jev decision-native model. GPT-5.6 Terra is optional robustness only. Every model probability vector is evaluated both in full and after deterministic argmax collapse, allowing the analysis to separate probability-representation change, model-generation change, and probability-interface change.</w:t>
+      </w:r>
+    </w:p>
     <w:sectPr>
       <w:headerReference w:type="default" r:id="rId9"/>
       <w:footerReference w:type="default" r:id="rId10"/>
